--- a/2026/Proyecto_Final/drive_proyecto_final/Lineamiento comercial.docx
+++ b/2026/Proyecto_Final/drive_proyecto_final/Lineamiento comercial.docx
@@ -2141,16 +2141,6 @@
         <w:rPr>
           <w:rFonts w:ascii="Proxima Nova" w:cs="Proxima Nova" w:eastAsia="Proxima Nova" w:hAnsi="Proxima Nova"/>
         </w:rPr>
-      </w:pPr>
-      <w:r>
-        <w:rPr>
-          <w:rtl w:val="0"/>
-        </w:rPr>
-      </w:r>
-    </w:p>
-    <w:p>
-      <w:pPr>
-        <w:rPr/>
       </w:pPr>
       <w:r>
         <w:rPr>
@@ -2183,7 +2173,7 @@
           <w:szCs w:val="26"/>
           <w:rtl w:val="0"/>
         </w:rPr>
-        <w:t xml:space="preserve">5.1. Marca e Imagen</w:t>
+        <w:t xml:space="preserve">Marca e Imagen</w:t>
       </w:r>
     </w:p>
     <w:p>
@@ -2201,89 +2191,23 @@
     <w:p>
       <w:pPr>
         <w:spacing w:after="240" w:lineRule="auto"/>
+        <w:ind w:left="0" w:firstLine="0"/>
         <w:rPr/>
       </w:pPr>
       <w:r>
         <w:rPr>
           <w:rtl w:val="0"/>
         </w:rPr>
-        <w:t xml:space="preserve">Para lograr un posicionamiento claro en el mercado, la imagen de los productos se dividirá en dos ejes estratégicos:</w:t>
-      </w:r>
-    </w:p>
-    <w:p>
-      <w:pPr>
-        <w:numPr>
-          <w:ilvl w:val="0"/>
-          <w:numId w:val="3"/>
-        </w:numPr>
-        <w:spacing w:after="0" w:afterAutospacing="0" w:lineRule="auto"/>
-        <w:ind w:left="720" w:hanging="360"/>
-      </w:pPr>
-      <w:r>
-        <w:rPr>
-          <w:b w:val="1"/>
-          <w:bCs w:val="1"/>
-          <w:rtl w:val="0"/>
-        </w:rPr>
-        <w:t xml:space="preserve">Línea Natural:</w:t>
-      </w:r>
-      <w:r>
-        <w:rPr>
-          <w:rtl w:val="0"/>
-        </w:rPr>
-        <w:t xml:space="preserve"> Se presentará con una estética limpia que resalte el uso de </w:t>
-      </w:r>
-      <w:r>
-        <w:rPr>
-          <w:b w:val="1"/>
-          <w:bCs w:val="1"/>
-          <w:rtl w:val="0"/>
-        </w:rPr>
-        <w:t xml:space="preserve">ingredientes de alta calidad</w:t>
-      </w:r>
-      <w:r>
-        <w:rPr>
-          <w:rtl w:val="0"/>
-        </w:rPr>
-        <w:t xml:space="preserve"> y endulzantes naturales. El diseño comunicará la pureza de un producto libre de azúcares refinados y químicos innecesarios.</w:t>
-      </w:r>
-    </w:p>
-    <w:p>
-      <w:pPr>
-        <w:numPr>
-          <w:ilvl w:val="0"/>
-          <w:numId w:val="3"/>
-        </w:numPr>
+        <w:t xml:space="preserve">Nuestra identidad visual se divide en dos propuestas bien claras para hablarle directamente a lo que el consumidor busca. Por un lado, tenemos una estética enfocada en lo natural, con un diseño limpio y honesto que pone el foco en la calidad de las materias primas y los endulzantes nobles, dejando claro que el producto es puro y está libre de rellenos químicos o azúcares refinados. En paralelo, desarrollamos una imagen para nuestra línea funcional que se siente mucho más técnica y dinámica, pensada para quienes buscan rendimiento y nutrición superior en su día a día. De esta manera, logramos que el envase cuente la historia del producto antes de abrirlo, ya sea resaltando su origen saludable o su capacidad para acompañar un estilo de vida activo.</w:t>
+      </w:r>
+    </w:p>
+    <w:p>
+      <w:pPr>
         <w:spacing w:after="240" w:lineRule="auto"/>
-        <w:ind w:left="720" w:hanging="360"/>
-      </w:pPr>
-      <w:r>
-        <w:rPr>
-          <w:b w:val="1"/>
-          <w:bCs w:val="1"/>
-          <w:rtl w:val="0"/>
-        </w:rPr>
-        <w:t xml:space="preserve">Línea Funcional:</w:t>
-      </w:r>
-      <w:r>
-        <w:rPr>
-          <w:rtl w:val="0"/>
-        </w:rPr>
-        <w:t xml:space="preserve"> Su imagen estará asociada a la nutrición técnica y el rendimiento, destacando la composición nutricional superior para estilos de vida activos.</w:t>
-      </w:r>
-    </w:p>
-    <w:p>
-      <w:pPr>
-        <w:spacing w:after="240" w:lineRule="auto"/>
-        <w:rPr>
-          <w:b w:val="1"/>
-          <w:bCs w:val="1"/>
-        </w:rPr>
-      </w:pPr>
-      <w:r>
-        <w:rPr>
-          <w:b w:val="1"/>
-          <w:bCs w:val="1"/>
+        <w:rPr/>
+      </w:pPr>
+      <w:r>
+        <w:rPr>
           <w:rtl w:val="0"/>
         </w:rPr>
         <w:t xml:space="preserve">Elementos visuales clave:</w:t>
@@ -2297,20 +2221,13 @@
         </w:numPr>
         <w:spacing w:after="0" w:afterAutospacing="0" w:lineRule="auto"/>
         <w:ind w:left="720" w:hanging="360"/>
-      </w:pPr>
-      <w:r>
-        <w:rPr>
-          <w:b w:val="1"/>
-          <w:bCs w:val="1"/>
-          <w:rtl w:val="0"/>
-        </w:rPr>
-        <w:t xml:space="preserve">Logotipo:</w:t>
-      </w:r>
-      <w:r>
-        <w:rPr>
-          <w:rtl w:val="0"/>
-        </w:rPr>
-        <w:t xml:space="preserve"> Tendrá un diseño moderno y profesional que transmita la precisión de una planta industrial de alta tecnología y la energía de los ingredientes naturales.</w:t>
+        <w:rPr/>
+      </w:pPr>
+      <w:r>
+        <w:rPr>
+          <w:rtl w:val="0"/>
+        </w:rPr>
+        <w:t xml:space="preserve">Logotipo: Tendrá un diseño moderno y profesional que transmita la precisión de una planta industrial de alta tecnología y la energía de los ingredientes naturales.</w:t>
       </w:r>
     </w:p>
     <w:p>
@@ -2321,51 +2238,13 @@
         </w:numPr>
         <w:spacing w:after="240" w:lineRule="auto"/>
         <w:ind w:left="720" w:hanging="360"/>
-      </w:pPr>
-      <w:r>
-        <w:rPr>
-          <w:b w:val="1"/>
-          <w:bCs w:val="1"/>
-          <w:rtl w:val="0"/>
-        </w:rPr>
-        <w:t xml:space="preserve">Packaging (Envases):</w:t>
-      </w:r>
-      <w:r>
-        <w:rPr>
-          <w:rtl w:val="0"/>
-        </w:rPr>
-        <w:t xml:space="preserve"> Se utilizarán colores diferenciados para identificar las líneas de galletitas, panificados y budines. El diseño priorizará la visibilidad de los datos nutricionales y resaltará de forma obligatoria los sellos de salud (bajo en sodio, sin grasas trans) junto al logo oficial </w:t>
-      </w:r>
-      <w:r>
-        <w:rPr>
-          <w:b w:val="1"/>
-          <w:bCs w:val="1"/>
-          <w:rtl w:val="0"/>
-        </w:rPr>
-        <w:t xml:space="preserve">SIN TACC</w:t>
-      </w:r>
-      <w:r>
-        <w:rPr>
-          <w:rtl w:val="0"/>
-        </w:rPr>
-        <w:t xml:space="preserve">, fundamental para el cumplimiento legal y la identificación por parte de la población celíaca.</w:t>
-      </w:r>
-      <w:r>
-        <w:rPr>
-          <w:rtl w:val="0"/>
-        </w:rPr>
-      </w:r>
-    </w:p>
-    <w:p>
-      <w:pPr>
-        <w:spacing w:after="240" w:before="240" w:lineRule="auto"/>
         <w:rPr/>
       </w:pPr>
       <w:r>
         <w:rPr>
           <w:rtl w:val="0"/>
         </w:rPr>
-        <w:t xml:space="preserve">Perfecto, simplifiquemos aún más. Aquí tienes una versión directa, sin vueltas y con un lenguaje totalmente cotidiano:</w:t>
+        <w:t xml:space="preserve">Packaging (Envases): Se utilizarán colores diferenciados para identificar las líneas de galletitas, panificados y budines. El diseño priorizará la visibilidad de los datos nutricionales y resaltará de forma obligatoria los sellos de salud (bajo en sodio, sin grasas trans) junto al logo oficial SIN TACC, fundamental para el cumplimiento legal y la identificación por parte de la población celíaca.</w:t>
       </w:r>
     </w:p>
     <w:p>
@@ -2374,7 +2253,7 @@
         <w:keepNext w:val="0"/>
         <w:keepLines w:val="0"/>
         <w:spacing w:before="280" w:lineRule="auto"/>
-        <w:ind w:left="720" w:firstLine="0"/>
+        <w:ind w:left="0" w:firstLine="0"/>
         <w:rPr>
           <w:b w:val="1"/>
           <w:bCs w:val="1"/>
@@ -2394,7 +2273,7 @@
           <w:szCs w:val="26"/>
           <w:rtl w:val="0"/>
         </w:rPr>
-        <w:t xml:space="preserve">5.2. Plan de Difusión y Redes Sociales</w:t>
+        <w:t xml:space="preserve">Plan de Difusión y Redes Sociales</w:t>
       </w:r>
     </w:p>
     <w:p>
@@ -2417,20 +2296,13 @@
         </w:numPr>
         <w:spacing w:after="0" w:afterAutospacing="0" w:before="240" w:lineRule="auto"/>
         <w:ind w:left="720" w:hanging="360"/>
-      </w:pPr>
-      <w:r>
-        <w:rPr>
-          <w:b w:val="1"/>
-          <w:bCs w:val="1"/>
-          <w:rtl w:val="0"/>
-        </w:rPr>
-        <w:t xml:space="preserve">Contenido en Redes Sociales:</w:t>
-      </w:r>
-      <w:r>
-        <w:rPr>
-          <w:rtl w:val="0"/>
-        </w:rPr>
-        <w:t xml:space="preserve"> Estaremos presentes en Instagram, TikTok y Facebook. Queremos romper con la idea de que la comida para celíacos es "aburrida" o "siempre lo mismo". Vamos a compartir recetas creativas y tentadoras para disfrutar de cada bocado y divertirse en la cocina, sin sentir que falta algo.</w:t>
+        <w:rPr/>
+      </w:pPr>
+      <w:r>
+        <w:rPr>
+          <w:rtl w:val="0"/>
+        </w:rPr>
+        <w:t xml:space="preserve">Contenido en Redes Sociales: Estaremos presentes en Instagram, TikTok y Facebook. Queremos romper con la idea de que la comida para celíacos es "aburrida" o "siempre lo mismo". Vamos a compartir recetas creativas y tentadoras para disfrutar de cada bocado y divertirse en la cocina, sin sentir que falta algo.</w:t>
       </w:r>
     </w:p>
     <w:p>
@@ -2441,20 +2313,13 @@
         </w:numPr>
         <w:spacing w:after="0" w:afterAutospacing="0" w:before="0" w:beforeAutospacing="0" w:lineRule="auto"/>
         <w:ind w:left="720" w:hanging="360"/>
-      </w:pPr>
-      <w:r>
-        <w:rPr>
-          <w:b w:val="1"/>
-          <w:bCs w:val="1"/>
-          <w:rtl w:val="0"/>
-        </w:rPr>
-        <w:t xml:space="preserve">Alianzas con Referentes:</w:t>
-      </w:r>
-      <w:r>
-        <w:rPr>
-          <w:rtl w:val="0"/>
-        </w:rPr>
-        <w:t xml:space="preserve"> Colaboraremos con nutricionistas, deportistas y referentes celíacos que compartan nuestra pasión por el buen sabor. Ellos mostrarán que nuestros productos son la opción ideal para quienes no quieren renunciar al placer de una buena comida mientras cuidan su salud.</w:t>
+        <w:rPr/>
+      </w:pPr>
+      <w:r>
+        <w:rPr>
+          <w:rtl w:val="0"/>
+        </w:rPr>
+        <w:t xml:space="preserve">Alianzas con Referentes: Colaboraremos con nutricionistas, deportistas y referentes celíacos que compartan nuestra pasión por el buen sabor. Ellos mostrarán que nuestros productos son la opción ideal para quienes no quieren renunciar al placer de una buena comida mientras cuidan su salud.</w:t>
       </w:r>
     </w:p>
     <w:p>
@@ -2465,20 +2330,13 @@
         </w:numPr>
         <w:spacing w:after="240" w:before="0" w:beforeAutospacing="0" w:lineRule="auto"/>
         <w:ind w:left="720" w:hanging="360"/>
-      </w:pPr>
-      <w:r>
-        <w:rPr>
-          <w:b w:val="1"/>
-          <w:bCs w:val="1"/>
-          <w:rtl w:val="0"/>
-        </w:rPr>
-        <w:t xml:space="preserve">Buscadores y Videos:</w:t>
-      </w:r>
-      <w:r>
-        <w:rPr>
-          <w:rtl w:val="0"/>
-        </w:rPr>
-        <w:t xml:space="preserve"> Aparecemos en Google y YouTube cuando la gente busca opciones ricas y seguras. Queremos ser la respuesta para quienes buscan disfrutar de la comida sin preocupaciones, apareciendo en los canales de cocina donde el sabor es el protagonista.</w:t>
+        <w:rPr/>
+      </w:pPr>
+      <w:r>
+        <w:rPr>
+          <w:rtl w:val="0"/>
+        </w:rPr>
+        <w:t xml:space="preserve">Buscadores y Videos: Aparecemos en Google y YouTube cuando la gente busca opciones ricas y seguras. Queremos ser la respuesta para quienes buscan disfrutar de la comida sin preocupaciones, apareciendo en los canales de cocina donde el sabor es el protagonista.</w:t>
       </w:r>
     </w:p>
     <w:p>
@@ -2506,7 +2364,7 @@
           <w:szCs w:val="26"/>
           <w:rtl w:val="0"/>
         </w:rPr>
-        <w:t xml:space="preserve">5.3. Posicionamiento</w:t>
+        <w:t xml:space="preserve">Posicionamiento</w:t>
       </w:r>
     </w:p>
     <w:p>
@@ -2518,35 +2376,7 @@
         <w:rPr>
           <w:rtl w:val="0"/>
         </w:rPr>
-        <w:t xml:space="preserve">El proyecto busca posicionarse como el </w:t>
-      </w:r>
-      <w:r>
-        <w:rPr>
-          <w:b w:val="1"/>
-          <w:bCs w:val="1"/>
-          <w:rtl w:val="0"/>
-        </w:rPr>
-        <w:t xml:space="preserve">único actor industrial en Argentina</w:t>
-      </w:r>
-      <w:r>
-        <w:rPr>
-          <w:rtl w:val="0"/>
-        </w:rPr>
-        <w:t xml:space="preserve"> que ofrece una propuesta integral de productos que son, simultáneamente: </w:t>
-      </w:r>
-      <w:r>
-        <w:rPr>
-          <w:b w:val="1"/>
-          <w:bCs w:val="1"/>
-          <w:rtl w:val="0"/>
-        </w:rPr>
-        <w:t xml:space="preserve">libres de gluten, libres de alérgenos, veganos y sin azúcares refinados</w:t>
-      </w:r>
-      <w:r>
-        <w:rPr>
-          <w:rtl w:val="0"/>
-        </w:rPr>
-        <w:t xml:space="preserve">. Se busca ocupar el espacio entre la producción artesanal de baja escala y la gran industria tradicional que aún utiliza ingredientes refinados.</w:t>
+        <w:t xml:space="preserve">El proyecto busca posicionarse como el único actor industrial en Argentina que ofrece una propuesta integral de productos que son, simultáneamente: libres de gluten, libres de alérgenos, veganos y sin azúcares refinados. Se busca ocupar el espacio entre la producción artesanal de baja escala y la gran industria tradicional que aún utiliza ingredientes refinados.</w:t>
       </w:r>
     </w:p>
     <w:p>
@@ -2571,22 +2401,6 @@
           <w:rtl w:val="0"/>
         </w:rPr>
         <w:t xml:space="preserve">Aquí tienes la redacción final enfocada en ese modelo de negocio:</w:t>
-      </w:r>
-    </w:p>
-    <w:p>
-      <w:pPr>
-        <w:spacing w:after="240" w:lineRule="auto"/>
-        <w:rPr/>
-      </w:pPr>
-      <w:r>
-        <w:pict>
-          <v:rect style="width:0.0pt;height:1.5pt" o:hr="t" o:hrstd="t" o:hralign="center" fillcolor="#A0A0A0" stroked="f"/>
-        </w:pict>
-      </w:r>
-      <w:r>
-        <w:rPr>
-          <w:rtl w:val="0"/>
-        </w:rPr>
       </w:r>
     </w:p>
     <w:p>
@@ -2614,7 +2428,7 @@
           <w:szCs w:val="26"/>
           <w:rtl w:val="0"/>
         </w:rPr>
-        <w:t xml:space="preserve">5.4. Estrategia de Promoción y Ventas (Canal Mayorista)</w:t>
+        <w:t xml:space="preserve">Estrategia de Promoción y Ventas (Canal Mayorista)</w:t>
       </w:r>
     </w:p>
     <w:p>
@@ -2633,48 +2447,34 @@
       <w:pPr>
         <w:numPr>
           <w:ilvl w:val="0"/>
-          <w:numId w:val="5"/>
+          <w:numId w:val="4"/>
         </w:numPr>
         <w:spacing w:after="0" w:afterAutospacing="0" w:before="240" w:lineRule="auto"/>
         <w:ind w:left="720" w:hanging="360"/>
-      </w:pPr>
-      <w:r>
-        <w:rPr>
-          <w:b w:val="1"/>
-          <w:bCs w:val="1"/>
-          <w:rtl w:val="0"/>
-        </w:rPr>
-        <w:t xml:space="preserve">Para Hipermercados y Grandes Cadenas:</w:t>
-      </w:r>
-      <w:r>
-        <w:rPr>
-          <w:rtl w:val="0"/>
-        </w:rPr>
-        <w:t xml:space="preserve"> Nos enfocaremos en asegurar una alta rotación en la góndola. Ofreceremos bonificaciones por grandes volúmenes de compra y promociones especiales que permitan a la cadena atraer al cliente con precios competitivos, demostrando que comer rico y sin gluten es posible en cualquier lugar.</w:t>
+        <w:rPr/>
+      </w:pPr>
+      <w:r>
+        <w:rPr>
+          <w:rtl w:val="0"/>
+        </w:rPr>
+        <w:t xml:space="preserve">Para Hipermercados y Grandes Cadenas: Nos enfocaremos en asegurar una alta rotación en la góndola. Ofreceremos bonificaciones por grandes volúmenes de compra y promociones especiales que permitan a la cadena atraer al cliente con precios competitivos, demostrando que comer rico y sin gluten es posible en cualquier lugar.</w:t>
       </w:r>
     </w:p>
     <w:p>
       <w:pPr>
         <w:numPr>
           <w:ilvl w:val="0"/>
-          <w:numId w:val="5"/>
+          <w:numId w:val="4"/>
         </w:numPr>
         <w:spacing w:after="240" w:before="0" w:beforeAutospacing="0" w:lineRule="auto"/>
         <w:ind w:left="720" w:hanging="360"/>
-      </w:pPr>
-      <w:r>
-        <w:rPr>
-          <w:b w:val="1"/>
-          <w:bCs w:val="1"/>
-          <w:rtl w:val="0"/>
-        </w:rPr>
-        <w:t xml:space="preserve">Para Distribuidores y Grandes Dietéticas:</w:t>
-      </w:r>
-      <w:r>
-        <w:rPr>
-          <w:rtl w:val="0"/>
-        </w:rPr>
-        <w:t xml:space="preserve"> Queremos que el distribuidor sienta que nuestro producto se vende solo. Les brindaremos beneficios por escala y kits de muestras para que puedan realizar degustaciones en los puntos de venta locales. También diseñaremos combos de productos iniciales para que el comerciante de barrio reciba un surtido variado, atractivo y listo para tentar a sus clientes desde el primer momento.</w:t>
+        <w:rPr/>
+      </w:pPr>
+      <w:r>
+        <w:rPr>
+          <w:rtl w:val="0"/>
+        </w:rPr>
+        <w:t xml:space="preserve">Para Distribuidores y Grandes Dietéticas: Queremos que el distribuidor sienta que nuestro producto se vende solo. Les brindaremos beneficios por escala y kits de muestras para que puedan realizar degustaciones en los puntos de venta locales. También diseñaremos combos de productos iniciales para que el comerciante de barrio reciba un surtido variado, atractivo y listo para tentar a sus clientes desde el primer momento.</w:t>
       </w:r>
     </w:p>
     <w:p>
@@ -2682,7 +2482,8 @@
         <w:pStyle w:val="Heading3"/>
         <w:keepNext w:val="0"/>
         <w:keepLines w:val="0"/>
-        <w:spacing w:before="0" w:lineRule="auto"/>
+        <w:spacing w:before="280" w:lineRule="auto"/>
+        <w:ind w:left="0" w:firstLine="0"/>
         <w:rPr>
           <w:b w:val="1"/>
           <w:bCs w:val="1"/>
@@ -2691,7 +2492,7 @@
           <w:szCs w:val="26"/>
         </w:rPr>
       </w:pPr>
-      <w:bookmarkStart w:colFirst="0" w:colLast="0" w:name="_j9r4bdd4hciv" w:id="4"/>
+      <w:bookmarkStart w:colFirst="0" w:colLast="0" w:name="_n7xc53mkzorg" w:id="4"/>
       <w:bookmarkEnd w:id="4"/>
       <w:r>
         <w:rPr>
@@ -2702,53 +2503,96 @@
           <w:szCs w:val="26"/>
           <w:rtl w:val="0"/>
         </w:rPr>
-        <w:t xml:space="preserve">5.5. Relaciones Públicas y Prensa</w:t>
-      </w:r>
-    </w:p>
-    <w:p>
-      <w:pPr>
-        <w:spacing w:after="240" w:lineRule="auto"/>
+        <w:t xml:space="preserve">Relaciones Públicas, Prensa y Fuerza de Ventas</w:t>
+      </w:r>
+    </w:p>
+    <w:p>
+      <w:pPr>
+        <w:spacing w:after="240" w:before="240" w:lineRule="auto"/>
         <w:rPr/>
       </w:pPr>
       <w:r>
         <w:rPr>
           <w:rtl w:val="0"/>
         </w:rPr>
-        <w:t xml:space="preserve">Para fortalecer la credibilidad y el alcance institucional, se desarrollarán las siguientes acciones:</w:t>
+        <w:t xml:space="preserve">Para que la marca sea reconocida y respetada, combinaremos la comunicación en medios con el trabajo cara a cara de nuestro equipo comercial:</w:t>
       </w:r>
     </w:p>
     <w:p>
       <w:pPr>
         <w:numPr>
           <w:ilvl w:val="0"/>
-          <w:numId w:val="4"/>
+          <w:numId w:val="3"/>
         </w:numPr>
-        <w:spacing w:after="0" w:afterAutospacing="0" w:lineRule="auto"/>
+        <w:spacing w:after="0" w:afterAutospacing="0" w:before="240" w:lineRule="auto"/>
         <w:ind w:left="720" w:hanging="360"/>
-      </w:pPr>
-      <w:r>
+        <w:rPr/>
+      </w:pPr>
+      <w:r>
+        <w:rPr>
+          <w:rtl w:val="0"/>
+        </w:rPr>
+        <w:t xml:space="preserve">Fuerza de Ventas y Relaciones Humanas: Nuestros vendedores serán los principales embajadores de la marca. No solo se encargarán de cerrar acuerdos con hipermercados y distribuidores, sino de construir vínculos de confianza. Su misión es que cada comprador entienda que no solo vendemos un producto seguro, sino una opción deliciosa que la gente realmente va a querer volver a comprar.</w:t>
+      </w:r>
+    </w:p>
+    <w:p>
+      <w:pPr>
+        <w:numPr>
+          <w:ilvl w:val="0"/>
+          <w:numId w:val="3"/>
+        </w:numPr>
+        <w:spacing w:after="0" w:afterAutospacing="0" w:before="0" w:beforeAutospacing="0" w:lineRule="auto"/>
+        <w:ind w:left="720" w:hanging="360"/>
+        <w:rPr/>
+      </w:pPr>
+      <w:r>
+        <w:rPr>
+          <w:rtl w:val="0"/>
+        </w:rPr>
+        <w:t xml:space="preserve">Presencia en Ferias y Eventos: Participaremos en los encuentros más importantes del sector (como Caminos y Sabores o la Expo Celíaca). Estos espacios serán clave para que nuestro equipo de ventas haga contactos nuevos y para que el público general compruebe, mediante degustaciones, que nuestra propuesta es la más tentadora del mercado.</w:t>
+      </w:r>
+    </w:p>
+    <w:p>
+      <w:pPr>
+        <w:numPr>
+          <w:ilvl w:val="0"/>
+          <w:numId w:val="3"/>
+        </w:numPr>
+        <w:spacing w:after="0" w:afterAutospacing="0" w:before="0" w:beforeAutospacing="0" w:lineRule="auto"/>
+        <w:ind w:left="720" w:hanging="360"/>
+        <w:rPr/>
+      </w:pPr>
+      <w:r>
+        <w:rPr>
+          <w:rtl w:val="0"/>
+        </w:rPr>
+        <w:t xml:space="preserve">Experiencias en el Terreno (Sampling): Llevaremos muestras a lugares estratégicos como gimnasios, universidades y oficinas. El objetivo es que la gente nos pruebe en su momento de descanso y rompa con el prejuicio de que lo sin gluten es aburrido.</w:t>
+      </w:r>
+    </w:p>
+    <w:p>
+      <w:pPr>
+        <w:numPr>
+          <w:ilvl w:val="0"/>
+          <w:numId w:val="3"/>
+        </w:numPr>
+        <w:spacing w:after="240" w:before="0" w:beforeAutospacing="0" w:lineRule="auto"/>
+        <w:ind w:left="720" w:hanging="360"/>
+        <w:rPr/>
+      </w:pPr>
+      <w:r>
+        <w:rPr>
+          <w:rtl w:val="0"/>
+        </w:rPr>
+        <w:t xml:space="preserve">Prensa y Seguridad Garantizada: Saldremos en medios especializados para contar cómo trabajamos. Pondremos el foco en nuestra planta, diseñada para que no exista ningún riesgo de contacto con el gluten. Queremos que los medios hablen de nuestro compromiso con la seguridad y el sabor, dándole a los distribuidores y comercios la tranquilidad de que ofrecen un producto de máxima confianza.</w:t>
+      </w:r>
+    </w:p>
+    <w:p>
+      <w:pPr>
+        <w:spacing w:after="240" w:before="240" w:lineRule="auto"/>
         <w:rPr>
           <w:b w:val="1"/>
           <w:bCs w:val="1"/>
-          <w:rtl w:val="0"/>
-        </w:rPr>
-        <w:t xml:space="preserve">Eventos y Ferias:</w:t>
-      </w:r>
-      <w:r>
-        <w:rPr>
-          <w:rtl w:val="0"/>
-        </w:rPr>
-        <w:t xml:space="preserve"> Participación activa en ferias de alimentos saludables (ej. Caminos y Sabores, Expo Celíaca).</w:t>
-      </w:r>
-    </w:p>
-    <w:p>
-      <w:pPr>
-        <w:numPr>
-          <w:ilvl w:val="0"/>
-          <w:numId w:val="4"/>
-        </w:numPr>
-        <w:spacing w:after="0" w:afterAutospacing="0" w:lineRule="auto"/>
-        <w:ind w:left="720" w:hanging="360"/>
+        </w:rPr>
       </w:pPr>
       <w:r>
         <w:rPr>
@@ -2756,77 +2600,56 @@
           <w:bCs w:val="1"/>
           <w:rtl w:val="0"/>
         </w:rPr>
-        <w:t xml:space="preserve">Activaciones de Marca:</w:t>
-      </w:r>
-      <w:r>
-        <w:rPr>
-          <w:rtl w:val="0"/>
-        </w:rPr>
-        <w:t xml:space="preserve"> Entrega de muestras (sampling) en puntos estratégicos de consumo periférico como </w:t>
-      </w:r>
-      <w:r>
+        <w:t xml:space="preserve">Plaza </w:t>
+      </w:r>
+    </w:p>
+    <w:p>
+      <w:pPr>
+        <w:spacing w:after="240" w:before="240" w:lineRule="auto"/>
+        <w:rPr/>
+      </w:pPr>
+      <w:r>
+        <w:rPr>
+          <w:rtl w:val="0"/>
+        </w:rPr>
+        <w:t xml:space="preserve">Nuestra llegada a los puntos de venta empieza con una base muy sólida en AMBA, pero la realidad es que estamos organizados para que nuestros productos se encuentren en todo el país. Para que la logística sea realmente eficiente, nos movemos con semirremolques que abastecen directamente a los hipermercados y a las grandes distribuidoras. De esta manera, aprovechamos la estructura de los distribuidores para que ellos se encarguen del "última milla", llevando la mercadería hasta el comerciante de barrio o la dietética amiga, que es donde el cliente busca sus opciones favoritas.</w:t>
+      </w:r>
+    </w:p>
+    <w:p>
+      <w:pPr>
+        <w:spacing w:after="240" w:before="240" w:lineRule="auto"/>
+        <w:rPr/>
+      </w:pPr>
+      <w:r>
+        <w:rPr>
+          <w:rtl w:val="0"/>
+        </w:rPr>
+        <w:t xml:space="preserve">En cuanto a cómo nos abastecemos, tenemos un vínculo estrecho con proveedores que importan materias primas de excelente calidad de países vecinos, como la harina de mandioca que traemos de Paraguay, algo que para nosotros es clave si queremos que el sabor sea el diferencial. Por otro lado, no nos quedamos solo con lo local; nuestra planta y nuestra forma de trabajar están pensadas para dar el salto a la exportación. Queremos cruzar fronteras y llevar esta idea de que se puede comer sin gluten, de forma segura y disfrutando de verdad, a otros mercados de la región. Todo este engranaje comercial se sostiene gracias a un equipo de ventas y representantes que están en la calle, generando vínculos reales y asegurándose de que la marca crezca de forma genuina en cada góndola donde estamos presentes.</w:t>
+      </w:r>
+    </w:p>
+    <w:p>
+      <w:pPr>
+        <w:spacing w:after="240" w:before="240" w:lineRule="auto"/>
         <w:rPr>
           <w:b w:val="1"/>
           <w:bCs w:val="1"/>
-          <w:rtl w:val="0"/>
-        </w:rPr>
-        <w:t xml:space="preserve">gimnasios, universidades y espacios de coworking</w:t>
-      </w:r>
-      <w:r>
-        <w:rPr>
-          <w:rtl w:val="0"/>
-        </w:rPr>
-        <w:t xml:space="preserve">.</w:t>
-      </w:r>
-    </w:p>
-    <w:p>
-      <w:pPr>
-        <w:numPr>
-          <w:ilvl w:val="0"/>
-          <w:numId w:val="4"/>
-        </w:numPr>
-        <w:spacing w:after="240" w:lineRule="auto"/>
-        <w:ind w:left="720" w:hanging="360"/>
-      </w:pPr>
-      <w:r>
-        <w:rPr>
-          <w:b w:val="1"/>
-          <w:bCs w:val="1"/>
-          <w:rtl w:val="0"/>
-        </w:rPr>
-        <w:t xml:space="preserve">Prensa:</w:t>
-      </w:r>
-      <w:r>
-        <w:rPr>
-          <w:rtl w:val="0"/>
-        </w:rPr>
-        <w:t xml:space="preserve"> Difusión de notas en medios especializados sobre la innovación tecnológica de la planta (100% aislada contra contaminación cruzada ) y el compromiso con la salud pública a través del cumplimiento de las normativas ANMAT y la Ley de Enfermedad Celíaca.</w:t>
-      </w:r>
-    </w:p>
-    <w:p>
-      <w:pPr>
-        <w:rPr>
-          <w:rFonts w:ascii="Proxima Nova" w:cs="Proxima Nova" w:eastAsia="Proxima Nova" w:hAnsi="Proxima Nova"/>
-        </w:rPr>
-      </w:pPr>
-      <w:r>
-        <w:rPr>
-          <w:rtl w:val="0"/>
-        </w:rPr>
-      </w:r>
-    </w:p>
-    <w:p>
-      <w:pPr>
-        <w:rPr>
-          <w:rFonts w:ascii="Proxima Nova" w:cs="Proxima Nova" w:eastAsia="Proxima Nova" w:hAnsi="Proxima Nova"/>
-        </w:rPr>
-      </w:pPr>
-      <w:r>
-        <w:rPr>
-          <w:rFonts w:ascii="Proxima Nova" w:cs="Proxima Nova" w:eastAsia="Proxima Nova" w:hAnsi="Proxima Nova"/>
-          <w:rtl w:val="0"/>
-        </w:rPr>
-        <w:t xml:space="preserve">   </w:t>
+        </w:rPr>
+      </w:pPr>
+      <w:r>
+        <w:rPr>
+          <w:rtl w:val="0"/>
+        </w:rPr>
+      </w:r>
+    </w:p>
+    <w:p>
+      <w:pPr>
+        <w:spacing w:after="240" w:before="240" w:lineRule="auto"/>
+        <w:rPr/>
+      </w:pPr>
+      <w:r>
+        <w:rPr>
+          <w:rtl w:val="0"/>
+        </w:rPr>
       </w:r>
     </w:p>
     <w:sectPr>
@@ -3180,117 +3003,6 @@
         <w:ind w:left="720" w:hanging="360"/>
       </w:pPr>
       <w:rPr>
-        <w:rFonts w:ascii="Arial" w:cs="Arial" w:eastAsia="Arial" w:hAnsi="Arial"/>
-        <w:u w:val="none"/>
-      </w:rPr>
-    </w:lvl>
-    <w:lvl w:ilvl="1">
-      <w:start w:val="1"/>
-      <w:numFmt w:val="bullet"/>
-      <w:lvlText w:val="○"/>
-      <w:lvlJc w:val="left"/>
-      <w:pPr>
-        <w:ind w:left="1440" w:hanging="360"/>
-      </w:pPr>
-      <w:rPr>
-        <w:u w:val="none"/>
-      </w:rPr>
-    </w:lvl>
-    <w:lvl w:ilvl="2">
-      <w:start w:val="1"/>
-      <w:numFmt w:val="bullet"/>
-      <w:lvlText w:val="■"/>
-      <w:lvlJc w:val="left"/>
-      <w:pPr>
-        <w:ind w:left="2160" w:hanging="360"/>
-      </w:pPr>
-      <w:rPr>
-        <w:u w:val="none"/>
-      </w:rPr>
-    </w:lvl>
-    <w:lvl w:ilvl="3">
-      <w:start w:val="1"/>
-      <w:numFmt w:val="bullet"/>
-      <w:lvlText w:val="●"/>
-      <w:lvlJc w:val="left"/>
-      <w:pPr>
-        <w:ind w:left="2880" w:hanging="360"/>
-      </w:pPr>
-      <w:rPr>
-        <w:u w:val="none"/>
-      </w:rPr>
-    </w:lvl>
-    <w:lvl w:ilvl="4">
-      <w:start w:val="1"/>
-      <w:numFmt w:val="bullet"/>
-      <w:lvlText w:val="○"/>
-      <w:lvlJc w:val="left"/>
-      <w:pPr>
-        <w:ind w:left="3600" w:hanging="360"/>
-      </w:pPr>
-      <w:rPr>
-        <w:u w:val="none"/>
-      </w:rPr>
-    </w:lvl>
-    <w:lvl w:ilvl="5">
-      <w:start w:val="1"/>
-      <w:numFmt w:val="bullet"/>
-      <w:lvlText w:val="■"/>
-      <w:lvlJc w:val="left"/>
-      <w:pPr>
-        <w:ind w:left="4320" w:hanging="360"/>
-      </w:pPr>
-      <w:rPr>
-        <w:u w:val="none"/>
-      </w:rPr>
-    </w:lvl>
-    <w:lvl w:ilvl="6">
-      <w:start w:val="1"/>
-      <w:numFmt w:val="bullet"/>
-      <w:lvlText w:val="●"/>
-      <w:lvlJc w:val="left"/>
-      <w:pPr>
-        <w:ind w:left="5040" w:hanging="360"/>
-      </w:pPr>
-      <w:rPr>
-        <w:u w:val="none"/>
-      </w:rPr>
-    </w:lvl>
-    <w:lvl w:ilvl="7">
-      <w:start w:val="1"/>
-      <w:numFmt w:val="bullet"/>
-      <w:lvlText w:val="○"/>
-      <w:lvlJc w:val="left"/>
-      <w:pPr>
-        <w:ind w:left="5760" w:hanging="360"/>
-      </w:pPr>
-      <w:rPr>
-        <w:u w:val="none"/>
-      </w:rPr>
-    </w:lvl>
-    <w:lvl w:ilvl="8">
-      <w:start w:val="1"/>
-      <w:numFmt w:val="bullet"/>
-      <w:lvlText w:val="■"/>
-      <w:lvlJc w:val="left"/>
-      <w:pPr>
-        <w:ind w:left="6480" w:hanging="360"/>
-      </w:pPr>
-      <w:rPr>
-        <w:u w:val="none"/>
-      </w:rPr>
-    </w:lvl>
-  </w:abstractNum>
-  <w:abstractNum w:abstractNumId="5">
-    <w:lvl w:ilvl="0">
-      <w:start w:val="1"/>
-      <w:numFmt w:val="bullet"/>
-      <w:lvlText w:val="●"/>
-      <w:lvlJc w:val="left"/>
-      <w:pPr>
-        <w:ind w:left="720" w:hanging="360"/>
-      </w:pPr>
-      <w:rPr>
         <w:u w:val="none"/>
       </w:rPr>
     </w:lvl>
@@ -3402,9 +3114,6 @@
   </w:num>
   <w:num w:numId="4">
     <w:abstractNumId w:val="4"/>
-  </w:num>
-  <w:num w:numId="5">
-    <w:abstractNumId w:val="5"/>
   </w:num>
 </w:numbering>
 </file>
